--- a/Meridian_Newsletter_Template.docx
+++ b/Meridian_Newsletter_Template.docx
@@ -368,14 +368,12 @@
             </w:pPr>
             <w:r>
               <w:rPr>
-                <w:rFonts w:eastAsia="Arial" w:ascii="Calibri" w:hAnsi="Calibri"/>
+                <w:rFonts w:ascii="Calibri" w:hAnsi="Calibri"/>
                 <w:b/>
-                <w:bCs/>
                 <w:color w:val="2D2D8E"/>
                 <w:sz w:val="19"/>
-                <w:szCs w:val="19"/>
-              </w:rPr>
-              <w:t>[Dean's Name]</w:t>
+              </w:rPr>
+              <w:t>Prof. Masahisa Katsuno</w:t>
             </w:r>
           </w:p>
           <w:p>
@@ -939,14 +937,12 @@
           <w:p>
             <w:r>
               <w:rPr>
-                <w:rFonts w:eastAsia="Arial" w:ascii="Calibri" w:hAnsi="Calibri"/>
+                <w:rFonts w:ascii="Calibri" w:hAnsi="Calibri"/>
                 <w:b/>
-                <w:bCs/>
                 <w:color w:val="2D2D8E"/>
                 <w:sz w:val="22"/>
-                <w:szCs w:val="22"/>
-              </w:rPr>
-              <w:t>[Full Name], MD, PhD</w:t>
+              </w:rPr>
+              <w:t>Masahisa Katsuno, MD, PhD</w:t>
             </w:r>
           </w:p>
           <w:p>

--- a/Meridian_Newsletter_Template.docx
+++ b/Meridian_Newsletter_Template.docx
@@ -32,7 +32,7 @@
         </w:tblPrEx>
         <w:tc>
           <w:tcPr>
-            <w:tcW w:w="1656" w:type="dxa"/>
+            <w:tcW w:w="1296" w:type="dxa"/>
             <w:vAlign w:val="center"/>
             <w:shd w:val="clear" w:color="auto" w:fill="F7F2EA"/>
             <w:tcMar>
@@ -54,7 +54,7 @@
             <w:r>
               <w:drawing>
                 <wp:inline xmlns:a="http://schemas.openxmlformats.org/drawingml/2006/main" xmlns:pic="http://schemas.openxmlformats.org/drawingml/2006/picture">
-                  <wp:extent cx="868680" cy="868680"/>
+                  <wp:extent cx="640080" cy="640080"/>
                   <wp:docPr id="263692235" name="Picture 263692235"/>
                   <wp:cNvGraphicFramePr>
                     <a:graphicFrameLocks noChangeAspect="1"/>
@@ -75,7 +75,7 @@
                         <pic:spPr>
                           <a:xfrm>
                             <a:off x="0" y="0"/>
-                            <a:ext cx="868680" cy="868680"/>
+                            <a:ext cx="640080" cy="640080"/>
                           </a:xfrm>
                           <a:prstGeom prst="rect"/>
                         </pic:spPr>
@@ -89,7 +89,7 @@
         </w:tc>
         <w:tc>
           <w:tcPr>
-            <w:tcW w:w="8280" w:type="dxa"/>
+            <w:tcW w:w="8640" w:type="dxa"/>
             <w:vAlign w:val="center"/>
             <w:shd w:val="clear" w:color="auto" w:fill="F7F2EA"/>
             <w:tcMar>
@@ -122,22 +122,25 @@
           </w:p>
           <w:p>
             <w:pPr>
-              <w:spacing w:before="0" w:after="80" w:line="264" w:lineRule="auto"/>
+              <w:spacing w:before="80" w:after="120" w:line="288" w:lineRule="auto"/>
               <w:jc w:val="left"/>
+              <w:pBdr>
+                <w:bottom w:val="single" w:sz="4" w:space="4" w:color="C9A96E"/>
+              </w:pBdr>
             </w:pPr>
             <w:r>
               <w:rPr>
                 <w:rFonts w:ascii="Cambria" w:hAnsi="Cambria"/>
                 <w:i/>
                 <w:color w:val="8B1A1F"/>
-                <w:sz w:val="22"/>
+                <w:sz w:val="28"/>
               </w:rPr>
               <w:t>Where medicine meets the world.</w:t>
             </w:r>
           </w:p>
           <w:p>
             <w:pPr>
-              <w:spacing w:before="40" w:after="160" w:line="276" w:lineRule="auto"/>
+              <w:spacing w:before="80" w:after="160" w:line="276" w:lineRule="auto"/>
               <w:jc w:val="left"/>
             </w:pPr>
             <w:r>
@@ -145,7 +148,7 @@
                 <w:rFonts w:ascii="Calibri" w:hAnsi="Calibri"/>
                 <w:i/>
                 <w:color w:val="6B6B70"/>
-                <w:sz w:val="22"/>
+                <w:sz w:val="20"/>
               </w:rPr>
               <w:t>Newsletter of the Graduate School of Medicine – Nagoya University</w:t>
             </w:r>
@@ -170,7 +173,7 @@
               <w:rPr>
                 <w:rFonts w:ascii="Calibri" w:hAnsi="Calibri"/>
                 <w:b/>
-                <w:color w:val="C9A96E"/>
+                <w:color w:val="A8864B"/>
                 <w:sz w:val="18"/>
                 <w:smallCaps w:val="1"/>
                 <w:spacing w:val="40"/>
@@ -192,7 +195,7 @@
               <w:rPr>
                 <w:rFonts w:ascii="Calibri" w:hAnsi="Calibri"/>
                 <w:b/>
-                <w:color w:val="C9A96E"/>
+                <w:color w:val="A8864B"/>
                 <w:sz w:val="18"/>
                 <w:smallCaps w:val="1"/>
                 <w:spacing w:val="40"/>
@@ -246,11 +249,22 @@
           <w:rFonts w:ascii="Cambria" w:hAnsi="Cambria"/>
           <w:b/>
           <w:caps/>
-          <w:color w:val="C9A96E"/>
+          <w:color w:val="8B1A1F"/>
           <w:sz w:val="32"/>
-          <w:spacing w:val="20"/>
-        </w:rPr>
-        <w:t xml:space="preserve">01  —  </w:t>
+          <w:spacing w:val="15"/>
+        </w:rPr>
+        <w:t xml:space="preserve">01 </w:t>
+      </w:r>
+      <w:r>
+        <w:rPr>
+          <w:rFonts w:ascii="Cambria" w:hAnsi="Cambria"/>
+          <w:b/>
+          <w:caps/>
+          <w:color w:val="A8864B"/>
+          <w:sz w:val="32"/>
+          <w:spacing w:val="15"/>
+        </w:rPr>
+        <w:t xml:space="preserve"> —  </w:t>
       </w:r>
       <w:r>
         <w:rPr>
@@ -991,11 +1005,22 @@
           <w:rFonts w:ascii="Cambria" w:hAnsi="Cambria"/>
           <w:b/>
           <w:caps/>
-          <w:color w:val="C9A96E"/>
+          <w:color w:val="8B1A1F"/>
           <w:sz w:val="32"/>
-          <w:spacing w:val="20"/>
-        </w:rPr>
-        <w:t xml:space="preserve">02  —  </w:t>
+          <w:spacing w:val="15"/>
+        </w:rPr>
+        <w:t xml:space="preserve">02 </w:t>
+      </w:r>
+      <w:r>
+        <w:rPr>
+          <w:rFonts w:ascii="Cambria" w:hAnsi="Cambria"/>
+          <w:b/>
+          <w:caps/>
+          <w:color w:val="A8864B"/>
+          <w:sz w:val="32"/>
+          <w:spacing w:val="15"/>
+        </w:rPr>
+        <w:t xml:space="preserve"> —  </w:t>
       </w:r>
       <w:r>
         <w:rPr>
@@ -1049,13 +1074,13 @@
             <w:tcW w:w="4628" w:type="dxa"/>
             <w:shd w:val="clear" w:color="auto" w:fill="F7F2EA"/>
             <w:tcMar>
-              <w:top w:w="160" w:type="dxa"/>
-              <w:left w:w="160" w:type="dxa"/>
-              <w:bottom w:w="160" w:type="dxa"/>
-              <w:right w:w="160" w:type="dxa"/>
+              <w:top w:w="200" w:type="dxa"/>
+              <w:left w:w="200" w:type="dxa"/>
+              <w:bottom w:w="180" w:type="dxa"/>
+              <w:right w:w="200" w:type="dxa"/>
             </w:tcMar>
             <w:tcBorders>
-              <w:left w:val="single" w:sz="24" w:space="0" w:color="8B1A1F"/>
+              <w:top w:val="single" w:sz="18" w:space="0" w:color="A8864B"/>
             </w:tcBorders>
           </w:tcPr>
           <w:p>
@@ -1150,13 +1175,13 @@
             <w:tcW w:w="4628" w:type="dxa"/>
             <w:shd w:val="clear" w:color="auto" w:fill="F7F2EA"/>
             <w:tcMar>
-              <w:top w:w="160" w:type="dxa"/>
-              <w:left w:w="160" w:type="dxa"/>
-              <w:bottom w:w="160" w:type="dxa"/>
-              <w:right w:w="160" w:type="dxa"/>
+              <w:top w:w="200" w:type="dxa"/>
+              <w:left w:w="200" w:type="dxa"/>
+              <w:bottom w:w="180" w:type="dxa"/>
+              <w:right w:w="200" w:type="dxa"/>
             </w:tcMar>
             <w:tcBorders>
-              <w:left w:val="single" w:sz="24" w:space="0" w:color="8B1A1F"/>
+              <w:top w:val="single" w:sz="18" w:space="0" w:color="A8864B"/>
             </w:tcBorders>
           </w:tcPr>
           <w:p>
@@ -1282,13 +1307,13 @@
             <w:tcW w:w="4628" w:type="dxa"/>
             <w:shd w:val="clear" w:color="auto" w:fill="F7F2EA"/>
             <w:tcMar>
-              <w:top w:w="160" w:type="dxa"/>
-              <w:left w:w="160" w:type="dxa"/>
-              <w:bottom w:w="160" w:type="dxa"/>
-              <w:right w:w="160" w:type="dxa"/>
+              <w:top w:w="200" w:type="dxa"/>
+              <w:left w:w="200" w:type="dxa"/>
+              <w:bottom w:w="180" w:type="dxa"/>
+              <w:right w:w="200" w:type="dxa"/>
             </w:tcMar>
             <w:tcBorders>
-              <w:left w:val="single" w:sz="24" w:space="0" w:color="8B1A1F"/>
+              <w:top w:val="single" w:sz="18" w:space="0" w:color="A8864B"/>
             </w:tcBorders>
           </w:tcPr>
           <w:p>
@@ -1383,13 +1408,13 @@
             <w:tcW w:w="4628" w:type="dxa"/>
             <w:shd w:val="clear" w:color="auto" w:fill="F7F2EA"/>
             <w:tcMar>
-              <w:top w:w="160" w:type="dxa"/>
-              <w:left w:w="160" w:type="dxa"/>
-              <w:bottom w:w="160" w:type="dxa"/>
-              <w:right w:w="160" w:type="dxa"/>
+              <w:top w:w="200" w:type="dxa"/>
+              <w:left w:w="200" w:type="dxa"/>
+              <w:bottom w:w="180" w:type="dxa"/>
+              <w:right w:w="200" w:type="dxa"/>
             </w:tcMar>
             <w:tcBorders>
-              <w:left w:val="single" w:sz="24" w:space="0" w:color="8B1A1F"/>
+              <w:top w:val="single" w:sz="18" w:space="0" w:color="A8864B"/>
             </w:tcBorders>
           </w:tcPr>
           <w:p>
@@ -1507,11 +1532,22 @@
           <w:rFonts w:ascii="Cambria" w:hAnsi="Cambria"/>
           <w:b/>
           <w:caps/>
-          <w:color w:val="C9A96E"/>
+          <w:color w:val="8B1A1F"/>
           <w:sz w:val="32"/>
-          <w:spacing w:val="20"/>
-        </w:rPr>
-        <w:t xml:space="preserve">03  —  </w:t>
+          <w:spacing w:val="15"/>
+        </w:rPr>
+        <w:t xml:space="preserve">03 </w:t>
+      </w:r>
+      <w:r>
+        <w:rPr>
+          <w:rFonts w:ascii="Cambria" w:hAnsi="Cambria"/>
+          <w:b/>
+          <w:caps/>
+          <w:color w:val="A8864B"/>
+          <w:sz w:val="32"/>
+          <w:spacing w:val="15"/>
+        </w:rPr>
+        <w:t xml:space="preserve"> —  </w:t>
       </w:r>
       <w:r>
         <w:rPr>
@@ -1837,11 +1873,22 @@
           <w:rFonts w:ascii="Cambria" w:hAnsi="Cambria"/>
           <w:b/>
           <w:caps/>
-          <w:color w:val="C9A96E"/>
+          <w:color w:val="8B1A1F"/>
           <w:sz w:val="32"/>
-          <w:spacing w:val="20"/>
-        </w:rPr>
-        <w:t xml:space="preserve">04  —  </w:t>
+          <w:spacing w:val="15"/>
+        </w:rPr>
+        <w:t xml:space="preserve">04 </w:t>
+      </w:r>
+      <w:r>
+        <w:rPr>
+          <w:rFonts w:ascii="Cambria" w:hAnsi="Cambria"/>
+          <w:b/>
+          <w:caps/>
+          <w:color w:val="A8864B"/>
+          <w:sz w:val="32"/>
+          <w:spacing w:val="15"/>
+        </w:rPr>
+        <w:t xml:space="preserve"> —  </w:t>
       </w:r>
       <w:r>
         <w:rPr>
@@ -2075,7 +2122,7 @@
         <w:tc>
           <w:tcPr>
             <w:tcW w:w="3000" w:type="dxa"/>
-            <w:shd w:val="clear" w:color="auto" w:fill="F7F2EA"/>
+            <w:shd w:val="clear" w:color="auto" w:fill="EFE7D6"/>
             <w:tcMar>
               <w:top w:w="60" w:type="dxa"/>
               <w:left w:w="120" w:type="dxa"/>
@@ -2101,7 +2148,7 @@
         <w:tc>
           <w:tcPr>
             <w:tcW w:w="3000" w:type="dxa"/>
-            <w:shd w:val="clear" w:color="auto" w:fill="F7F2EA"/>
+            <w:shd w:val="clear" w:color="auto" w:fill="EFE7D6"/>
             <w:tcMar>
               <w:top w:w="60" w:type="dxa"/>
               <w:left w:w="120" w:type="dxa"/>
@@ -2127,7 +2174,7 @@
         <w:tc>
           <w:tcPr>
             <w:tcW w:w="3906" w:type="dxa"/>
-            <w:shd w:val="clear" w:color="auto" w:fill="F7F2EA"/>
+            <w:shd w:val="clear" w:color="auto" w:fill="EFE7D6"/>
             <w:tcMar>
               <w:top w:w="60" w:type="dxa"/>
               <w:left w:w="120" w:type="dxa"/>
@@ -2270,11 +2317,22 @@
           <w:rFonts w:ascii="Cambria" w:hAnsi="Cambria"/>
           <w:b/>
           <w:caps/>
-          <w:color w:val="C9A96E"/>
+          <w:color w:val="8B1A1F"/>
           <w:sz w:val="32"/>
-          <w:spacing w:val="20"/>
-        </w:rPr>
-        <w:t xml:space="preserve">05  —  </w:t>
+          <w:spacing w:val="15"/>
+        </w:rPr>
+        <w:t xml:space="preserve">05 </w:t>
+      </w:r>
+      <w:r>
+        <w:rPr>
+          <w:rFonts w:ascii="Cambria" w:hAnsi="Cambria"/>
+          <w:b/>
+          <w:caps/>
+          <w:color w:val="A8864B"/>
+          <w:sz w:val="32"/>
+          <w:spacing w:val="15"/>
+        </w:rPr>
+        <w:t xml:space="preserve"> —  </w:t>
       </w:r>
       <w:r>
         <w:rPr>
@@ -2560,11 +2618,22 @@
           <w:rFonts w:ascii="Cambria" w:hAnsi="Cambria"/>
           <w:b/>
           <w:caps/>
-          <w:color w:val="C9A96E"/>
+          <w:color w:val="8B1A1F"/>
           <w:sz w:val="32"/>
-          <w:spacing w:val="20"/>
-        </w:rPr>
-        <w:t xml:space="preserve">06  —  </w:t>
+          <w:spacing w:val="15"/>
+        </w:rPr>
+        <w:t xml:space="preserve">06 </w:t>
+      </w:r>
+      <w:r>
+        <w:rPr>
+          <w:rFonts w:ascii="Cambria" w:hAnsi="Cambria"/>
+          <w:b/>
+          <w:caps/>
+          <w:color w:val="A8864B"/>
+          <w:sz w:val="32"/>
+          <w:spacing w:val="15"/>
+        </w:rPr>
+        <w:t xml:space="preserve"> —  </w:t>
       </w:r>
       <w:r>
         <w:rPr>
@@ -2721,7 +2790,7 @@
         <w:tc>
           <w:tcPr>
             <w:tcW w:w="1700" w:type="dxa"/>
-            <w:shd w:val="clear" w:color="auto" w:fill="F7F2EA"/>
+            <w:shd w:val="clear" w:color="auto" w:fill="EFE7D6"/>
             <w:tcMar>
               <w:top w:w="60" w:type="dxa"/>
               <w:left w:w="120" w:type="dxa"/>
@@ -2747,7 +2816,7 @@
         <w:tc>
           <w:tcPr>
             <w:tcW w:w="2100" w:type="dxa"/>
-            <w:shd w:val="clear" w:color="auto" w:fill="F7F2EA"/>
+            <w:shd w:val="clear" w:color="auto" w:fill="EFE7D6"/>
             <w:tcMar>
               <w:top w:w="60" w:type="dxa"/>
               <w:left w:w="120" w:type="dxa"/>
@@ -2773,7 +2842,7 @@
         <w:tc>
           <w:tcPr>
             <w:tcW w:w="6106" w:type="dxa"/>
-            <w:shd w:val="clear" w:color="auto" w:fill="F7F2EA"/>
+            <w:shd w:val="clear" w:color="auto" w:fill="EFE7D6"/>
             <w:tcMar>
               <w:top w:w="60" w:type="dxa"/>
               <w:left w:w="120" w:type="dxa"/>
@@ -2893,7 +2962,7 @@
         <w:tc>
           <w:tcPr>
             <w:tcW w:w="1700" w:type="dxa"/>
-            <w:shd w:val="clear" w:color="auto" w:fill="F7F2EA"/>
+            <w:shd w:val="clear" w:color="auto" w:fill="EFE7D6"/>
             <w:tcMar>
               <w:top w:w="60" w:type="dxa"/>
               <w:left w:w="120" w:type="dxa"/>
@@ -2919,7 +2988,7 @@
         <w:tc>
           <w:tcPr>
             <w:tcW w:w="2100" w:type="dxa"/>
-            <w:shd w:val="clear" w:color="auto" w:fill="F7F2EA"/>
+            <w:shd w:val="clear" w:color="auto" w:fill="EFE7D6"/>
             <w:tcMar>
               <w:top w:w="60" w:type="dxa"/>
               <w:left w:w="120" w:type="dxa"/>
@@ -2945,7 +3014,7 @@
         <w:tc>
           <w:tcPr>
             <w:tcW w:w="6106" w:type="dxa"/>
-            <w:shd w:val="clear" w:color="auto" w:fill="F7F2EA"/>
+            <w:shd w:val="clear" w:color="auto" w:fill="EFE7D6"/>
             <w:tcMar>
               <w:top w:w="60" w:type="dxa"/>
               <w:left w:w="120" w:type="dxa"/>
@@ -3150,11 +3219,22 @@
           <w:rFonts w:ascii="Cambria" w:hAnsi="Cambria"/>
           <w:b/>
           <w:caps/>
-          <w:color w:val="C9A96E"/>
+          <w:color w:val="8B1A1F"/>
           <w:sz w:val="32"/>
-          <w:spacing w:val="20"/>
-        </w:rPr>
-        <w:t xml:space="preserve">07  —  </w:t>
+          <w:spacing w:val="15"/>
+        </w:rPr>
+        <w:t xml:space="preserve">07 </w:t>
+      </w:r>
+      <w:r>
+        <w:rPr>
+          <w:rFonts w:ascii="Cambria" w:hAnsi="Cambria"/>
+          <w:b/>
+          <w:caps/>
+          <w:color w:val="A8864B"/>
+          <w:sz w:val="32"/>
+          <w:spacing w:val="15"/>
+        </w:rPr>
+        <w:t xml:space="preserve"> —  </w:t>
       </w:r>
       <w:r>
         <w:rPr>

--- a/Meridian_Newsletter_Template.docx
+++ b/Meridian_Newsletter_Template.docx
@@ -315,6 +315,7 @@
         <w:tc>
           <w:tcPr>
             <w:tcW w:w="1500" w:type="dxa"/>
+            <w:shd w:val="clear" w:color="auto" w:fill="FFFFFF"/>
             <w:tcMar>
               <w:top w:w="80" w:type="dxa"/>
               <w:left w:w="120" w:type="dxa"/>
@@ -422,6 +423,7 @@
         <w:tc>
           <w:tcPr>
             <w:tcW w:w="8406" w:type="dxa"/>
+            <w:shd w:val="clear" w:color="auto" w:fill="FFFFFF"/>
             <w:tcMar>
               <w:top w:w="80" w:type="dxa"/>
               <w:left w:w="120" w:type="dxa"/>
@@ -2208,7 +2210,7 @@
         <w:tc>
           <w:tcPr>
             <w:tcW w:w="3000" w:type="dxa"/>
-            <w:shd w:val="clear" w:color="auto" w:fill="EEEEF8"/>
+            <w:shd w:val="clear" w:color="auto" w:fill="FFFFFF"/>
             <w:tcMar>
               <w:top w:w="60" w:type="dxa"/>
               <w:left w:w="120" w:type="dxa"/>
@@ -2234,7 +2236,7 @@
         <w:tc>
           <w:tcPr>
             <w:tcW w:w="3000" w:type="dxa"/>
-            <w:shd w:val="clear" w:color="auto" w:fill="EEEEF8"/>
+            <w:shd w:val="clear" w:color="auto" w:fill="FFFFFF"/>
             <w:tcMar>
               <w:top w:w="60" w:type="dxa"/>
               <w:left w:w="120" w:type="dxa"/>
@@ -2260,7 +2262,7 @@
         <w:tc>
           <w:tcPr>
             <w:tcW w:w="3906" w:type="dxa"/>
-            <w:shd w:val="clear" w:color="auto" w:fill="EEEEF8"/>
+            <w:shd w:val="clear" w:color="auto" w:fill="FFFFFF"/>
             <w:tcMar>
               <w:top w:w="60" w:type="dxa"/>
               <w:left w:w="120" w:type="dxa"/>
@@ -3285,7 +3287,7 @@
         <w:tc>
           <w:tcPr>
             <w:tcW w:w="4853" w:type="dxa"/>
-            <w:shd w:val="clear" w:color="auto" w:fill="2D2D8E"/>
+            <w:shd w:val="clear" w:color="auto" w:fill="FFFFFF"/>
             <w:tcMar>
               <w:top w:w="80" w:type="dxa"/>
               <w:left w:w="120" w:type="dxa"/>
@@ -3416,7 +3418,7 @@
             <w:tcBorders>
               <w:left w:val="single" w:sz="8" w:space="0" w:color="C8A415"/>
             </w:tcBorders>
-            <w:shd w:val="clear" w:color="auto" w:fill="EEEEF8"/>
+            <w:shd w:val="clear" w:color="auto" w:fill="FFFFFF"/>
             <w:tcMar>
               <w:top w:w="80" w:type="dxa"/>
               <w:left w:w="120" w:type="dxa"/>

--- a/Meridian_Newsletter_Template.docx
+++ b/Meridian_Newsletter_Template.docx
@@ -2139,7 +2139,7 @@
             <w:r>
               <w:rPr>
                 <w:rFonts w:eastAsia="Arial" w:ascii="Calibri" w:hAnsi="Calibri"/>
-                <w:color w:val="1C1C1E"/>
+                <w:color w:val="999999"/>
                 <w:sz w:val="20"/>
                 <w:szCs w:val="19"/>
               </w:rPr>
@@ -2165,7 +2165,7 @@
             <w:r>
               <w:rPr>
                 <w:rFonts w:eastAsia="Arial" w:ascii="Calibri" w:hAnsi="Calibri"/>
-                <w:color w:val="1C1C1E"/>
+                <w:color w:val="999999"/>
                 <w:sz w:val="20"/>
                 <w:szCs w:val="19"/>
               </w:rPr>
@@ -2191,7 +2191,7 @@
             <w:r>
               <w:rPr>
                 <w:rFonts w:eastAsia="Arial" w:ascii="Calibri" w:hAnsi="Calibri"/>
-                <w:color w:val="1C1C1E"/>
+                <w:color w:val="999999"/>
                 <w:sz w:val="20"/>
                 <w:szCs w:val="19"/>
               </w:rPr>
@@ -2225,7 +2225,7 @@
             <w:r>
               <w:rPr>
                 <w:rFonts w:eastAsia="Arial" w:ascii="Calibri" w:hAnsi="Calibri"/>
-                <w:color w:val="1C1C1E"/>
+                <w:color w:val="999999"/>
                 <w:sz w:val="20"/>
                 <w:szCs w:val="19"/>
               </w:rPr>
@@ -2251,7 +2251,7 @@
             <w:r>
               <w:rPr>
                 <w:rFonts w:eastAsia="Arial" w:ascii="Calibri" w:hAnsi="Calibri"/>
-                <w:color w:val="1C1C1E"/>
+                <w:color w:val="999999"/>
                 <w:sz w:val="20"/>
                 <w:szCs w:val="19"/>
               </w:rPr>
@@ -2277,7 +2277,7 @@
             <w:r>
               <w:rPr>
                 <w:rFonts w:eastAsia="Arial" w:ascii="Calibri" w:hAnsi="Calibri"/>
-                <w:color w:val="1C1C1E"/>
+                <w:color w:val="999999"/>
                 <w:sz w:val="20"/>
                 <w:szCs w:val="19"/>
               </w:rPr>
@@ -2807,7 +2807,7 @@
             <w:r>
               <w:rPr>
                 <w:rFonts w:eastAsia="Arial" w:ascii="Calibri" w:hAnsi="Calibri"/>
-                <w:color w:val="1C1C1E"/>
+                <w:color w:val="999999"/>
                 <w:sz w:val="20"/>
                 <w:szCs w:val="19"/>
               </w:rPr>
@@ -2833,7 +2833,7 @@
             <w:r>
               <w:rPr>
                 <w:rFonts w:eastAsia="Arial" w:ascii="Calibri" w:hAnsi="Calibri"/>
-                <w:color w:val="1C1C1E"/>
+                <w:color w:val="999999"/>
                 <w:sz w:val="20"/>
                 <w:szCs w:val="19"/>
               </w:rPr>
@@ -2859,7 +2859,7 @@
             <w:r>
               <w:rPr>
                 <w:rFonts w:eastAsia="Arial" w:ascii="Calibri" w:hAnsi="Calibri"/>
-                <w:color w:val="1C1C1E"/>
+                <w:color w:val="999999"/>
                 <w:sz w:val="20"/>
                 <w:szCs w:val="19"/>
               </w:rPr>
@@ -2893,7 +2893,7 @@
             <w:r>
               <w:rPr>
                 <w:rFonts w:eastAsia="Arial" w:ascii="Calibri" w:hAnsi="Calibri"/>
-                <w:color w:val="1C1C1E"/>
+                <w:color w:val="999999"/>
                 <w:sz w:val="20"/>
                 <w:szCs w:val="19"/>
               </w:rPr>
@@ -2919,7 +2919,7 @@
             <w:r>
               <w:rPr>
                 <w:rFonts w:eastAsia="Arial" w:ascii="Calibri" w:hAnsi="Calibri"/>
-                <w:color w:val="1C1C1E"/>
+                <w:color w:val="999999"/>
                 <w:sz w:val="20"/>
                 <w:szCs w:val="19"/>
               </w:rPr>
@@ -2945,7 +2945,7 @@
             <w:r>
               <w:rPr>
                 <w:rFonts w:eastAsia="Arial" w:ascii="Calibri" w:hAnsi="Calibri"/>
-                <w:color w:val="1C1C1E"/>
+                <w:color w:val="999999"/>
                 <w:sz w:val="20"/>
                 <w:szCs w:val="19"/>
               </w:rPr>
@@ -2979,7 +2979,7 @@
             <w:r>
               <w:rPr>
                 <w:rFonts w:eastAsia="Arial" w:ascii="Calibri" w:hAnsi="Calibri"/>
-                <w:color w:val="1C1C1E"/>
+                <w:color w:val="999999"/>
                 <w:sz w:val="20"/>
                 <w:szCs w:val="19"/>
               </w:rPr>
@@ -3005,7 +3005,7 @@
             <w:r>
               <w:rPr>
                 <w:rFonts w:eastAsia="Arial" w:ascii="Calibri" w:hAnsi="Calibri"/>
-                <w:color w:val="1C1C1E"/>
+                <w:color w:val="999999"/>
                 <w:sz w:val="20"/>
                 <w:szCs w:val="19"/>
               </w:rPr>
@@ -3031,7 +3031,7 @@
             <w:r>
               <w:rPr>
                 <w:rFonts w:eastAsia="Arial" w:ascii="Calibri" w:hAnsi="Calibri"/>
-                <w:color w:val="1C1C1E"/>
+                <w:color w:val="999999"/>
                 <w:sz w:val="20"/>
                 <w:szCs w:val="19"/>
               </w:rPr>
@@ -3065,7 +3065,7 @@
             <w:r>
               <w:rPr>
                 <w:rFonts w:eastAsia="Arial" w:ascii="Calibri" w:hAnsi="Calibri"/>
-                <w:color w:val="1C1C1E"/>
+                <w:color w:val="999999"/>
                 <w:sz w:val="20"/>
                 <w:szCs w:val="19"/>
               </w:rPr>
@@ -3091,7 +3091,7 @@
             <w:r>
               <w:rPr>
                 <w:rFonts w:eastAsia="Arial" w:ascii="Calibri" w:hAnsi="Calibri"/>
-                <w:color w:val="1C1C1E"/>
+                <w:color w:val="999999"/>
                 <w:sz w:val="20"/>
                 <w:szCs w:val="19"/>
               </w:rPr>
@@ -3117,7 +3117,7 @@
             <w:r>
               <w:rPr>
                 <w:rFonts w:eastAsia="Arial" w:ascii="Calibri" w:hAnsi="Calibri"/>
-                <w:color w:val="1C1C1E"/>
+                <w:color w:val="999999"/>
                 <w:sz w:val="20"/>
                 <w:szCs w:val="19"/>
               </w:rPr>

--- a/Meridian_Newsletter_Template.docx
+++ b/Meridian_Newsletter_Template.docx
@@ -1122,7 +1122,7 @@
             <w:r>
               <w:rPr>
                 <w:rFonts w:eastAsia="Arial" w:ascii="Calibri" w:hAnsi="Calibri"/>
-                <w:i/>
+                <w:i w:val="0"/>
                 <w:iCs/>
                 <w:color w:val="999999"/>
                 <w:sz w:val="20"/>
@@ -1223,7 +1223,7 @@
             <w:r>
               <w:rPr>
                 <w:rFonts w:eastAsia="Arial" w:ascii="Calibri" w:hAnsi="Calibri"/>
-                <w:i/>
+                <w:i w:val="0"/>
                 <w:iCs/>
                 <w:color w:val="999999"/>
                 <w:sz w:val="20"/>
@@ -1355,7 +1355,7 @@
             <w:r>
               <w:rPr>
                 <w:rFonts w:eastAsia="Arial" w:ascii="Calibri" w:hAnsi="Calibri"/>
-                <w:i/>
+                <w:i w:val="0"/>
                 <w:iCs/>
                 <w:color w:val="999999"/>
                 <w:sz w:val="20"/>
@@ -1456,7 +1456,7 @@
             <w:r>
               <w:rPr>
                 <w:rFonts w:eastAsia="Arial" w:ascii="Calibri" w:hAnsi="Calibri"/>
-                <w:i/>
+                <w:i w:val="0"/>
                 <w:iCs/>
                 <w:color w:val="999999"/>
                 <w:sz w:val="20"/>
@@ -1596,7 +1596,7 @@
       <w:r>
         <w:rPr>
           <w:rFonts w:eastAsia="Arial" w:ascii="Calibri" w:hAnsi="Calibri"/>
-          <w:i/>
+          <w:i w:val="0"/>
           <w:iCs/>
           <w:color w:val="999999"/>
           <w:sz w:val="21"/>
@@ -1608,7 +1608,7 @@
       <w:r>
         <w:rPr>
           <w:rFonts w:eastAsia="Arial" w:ascii="Calibri" w:hAnsi="Calibri"/>
-          <w:i/>
+          <w:i w:val="0"/>
           <w:iCs/>
           <w:color w:val="999999"/>
           <w:sz w:val="21"/>
@@ -1619,7 +1619,7 @@
       <w:r>
         <w:rPr>
           <w:rFonts w:eastAsia="Arial" w:ascii="Calibri" w:hAnsi="Calibri"/>
-          <w:i/>
+          <w:i w:val="0"/>
           <w:iCs/>
           <w:color w:val="999999"/>
           <w:sz w:val="21"/>
@@ -1630,7 +1630,7 @@
       <w:r>
         <w:rPr>
           <w:rFonts w:eastAsia="Arial" w:ascii="Calibri" w:hAnsi="Calibri"/>
-          <w:i/>
+          <w:i w:val="0"/>
           <w:iCs/>
           <w:color w:val="999999"/>
           <w:sz w:val="21"/>
@@ -1651,7 +1651,7 @@
       <w:r>
         <w:rPr>
           <w:rFonts w:eastAsia="Arial" w:ascii="Calibri" w:hAnsi="Calibri"/>
-          <w:i/>
+          <w:i w:val="0"/>
           <w:iCs/>
           <w:color w:val="999999"/>
           <w:sz w:val="21"/>
@@ -1663,7 +1663,7 @@
       <w:r>
         <w:rPr>
           <w:rFonts w:eastAsia="Arial" w:ascii="Calibri" w:hAnsi="Calibri"/>
-          <w:i/>
+          <w:i w:val="0"/>
           <w:iCs/>
           <w:color w:val="999999"/>
           <w:sz w:val="21"/>
@@ -1674,7 +1674,7 @@
       <w:r>
         <w:rPr>
           <w:rFonts w:eastAsia="Arial" w:ascii="Calibri" w:hAnsi="Calibri"/>
-          <w:i/>
+          <w:i w:val="0"/>
           <w:iCs/>
           <w:color w:val="999999"/>
           <w:sz w:val="21"/>
@@ -1685,7 +1685,7 @@
       <w:r>
         <w:rPr>
           <w:rFonts w:eastAsia="Arial" w:ascii="Calibri" w:hAnsi="Calibri"/>
-          <w:i/>
+          <w:i w:val="0"/>
           <w:iCs/>
           <w:color w:val="999999"/>
           <w:sz w:val="21"/>
@@ -1706,7 +1706,7 @@
       <w:r>
         <w:rPr>
           <w:rFonts w:eastAsia="Arial" w:ascii="Calibri" w:hAnsi="Calibri"/>
-          <w:i/>
+          <w:i w:val="0"/>
           <w:iCs/>
           <w:color w:val="999999"/>
           <w:sz w:val="21"/>
@@ -1718,7 +1718,7 @@
       <w:r>
         <w:rPr>
           <w:rFonts w:eastAsia="Arial" w:ascii="Calibri" w:hAnsi="Calibri"/>
-          <w:i/>
+          <w:i w:val="0"/>
           <w:iCs/>
           <w:color w:val="999999"/>
           <w:sz w:val="21"/>
@@ -1729,7 +1729,7 @@
       <w:r>
         <w:rPr>
           <w:rFonts w:eastAsia="Arial" w:ascii="Calibri" w:hAnsi="Calibri"/>
-          <w:i/>
+          <w:i w:val="0"/>
           <w:iCs/>
           <w:color w:val="999999"/>
           <w:sz w:val="21"/>
@@ -1740,7 +1740,7 @@
       <w:r>
         <w:rPr>
           <w:rFonts w:eastAsia="Arial" w:ascii="Calibri" w:hAnsi="Calibri"/>
-          <w:i/>
+          <w:i w:val="0"/>
           <w:iCs/>
           <w:color w:val="999999"/>
           <w:sz w:val="21"/>
@@ -1781,7 +1781,7 @@
       <w:r>
         <w:rPr>
           <w:rFonts w:eastAsia="Arial" w:ascii="Calibri" w:hAnsi="Calibri"/>
-          <w:i/>
+          <w:i w:val="0"/>
           <w:iCs/>
           <w:color w:val="999999"/>
           <w:sz w:val="21"/>
@@ -1802,7 +1802,7 @@
       <w:r>
         <w:rPr>
           <w:rFonts w:eastAsia="Arial" w:ascii="Calibri" w:hAnsi="Calibri"/>
-          <w:i/>
+          <w:i w:val="0"/>
           <w:iCs/>
           <w:color w:val="999999"/>
           <w:sz w:val="21"/>
@@ -1937,7 +1937,7 @@
       <w:r>
         <w:rPr>
           <w:rFonts w:eastAsia="Arial" w:ascii="Calibri" w:hAnsi="Calibri"/>
-          <w:i/>
+          <w:i w:val="0"/>
           <w:iCs/>
           <w:color w:val="999999"/>
           <w:sz w:val="21"/>
@@ -1958,7 +1958,7 @@
       <w:r>
         <w:rPr>
           <w:rFonts w:eastAsia="Arial" w:ascii="Calibri" w:hAnsi="Calibri"/>
-          <w:i/>
+          <w:i w:val="0"/>
           <w:iCs/>
           <w:color w:val="999999"/>
           <w:sz w:val="21"/>
@@ -2381,7 +2381,7 @@
       <w:r>
         <w:rPr>
           <w:rFonts w:eastAsia="Arial" w:ascii="Calibri" w:hAnsi="Calibri"/>
-          <w:i/>
+          <w:i w:val="0"/>
           <w:iCs/>
           <w:color w:val="999999"/>
           <w:sz w:val="21"/>
@@ -2402,7 +2402,7 @@
       <w:r>
         <w:rPr>
           <w:rFonts w:eastAsia="Arial" w:ascii="Calibri" w:hAnsi="Calibri"/>
-          <w:i/>
+          <w:i w:val="0"/>
           <w:iCs/>
           <w:color w:val="999999"/>
           <w:sz w:val="21"/>
@@ -2443,7 +2443,7 @@
       <w:r>
         <w:rPr>
           <w:rFonts w:eastAsia="Arial" w:ascii="Calibri" w:hAnsi="Calibri"/>
-          <w:i/>
+          <w:i w:val="0"/>
           <w:iCs/>
           <w:color w:val="999999"/>
           <w:sz w:val="21"/>
@@ -2464,7 +2464,7 @@
       <w:r>
         <w:rPr>
           <w:rFonts w:eastAsia="Arial" w:ascii="Calibri" w:hAnsi="Calibri"/>
-          <w:i/>
+          <w:i w:val="0"/>
           <w:iCs/>
           <w:color w:val="999999"/>
           <w:sz w:val="21"/>
@@ -2518,7 +2518,7 @@
       <w:r>
         <w:rPr>
           <w:rFonts w:eastAsia="Arial" w:ascii="Calibri" w:hAnsi="Calibri"/>
-          <w:i/>
+          <w:i w:val="0"/>
           <w:iCs/>
           <w:color w:val="999999"/>
           <w:sz w:val="21"/>
@@ -2559,7 +2559,7 @@
       <w:r>
         <w:rPr>
           <w:rFonts w:eastAsia="Arial" w:ascii="Calibri" w:hAnsi="Calibri"/>
-          <w:i/>
+          <w:i w:val="0"/>
           <w:iCs/>
           <w:color w:val="999999"/>
           <w:sz w:val="21"/>
@@ -2580,7 +2580,7 @@
       <w:r>
         <w:rPr>
           <w:rFonts w:eastAsia="Arial" w:ascii="Calibri" w:hAnsi="Calibri"/>
-          <w:i/>
+          <w:i w:val="0"/>
           <w:iCs/>
           <w:color w:val="999999"/>
           <w:sz w:val="21"/>
@@ -3160,7 +3160,7 @@
       <w:r>
         <w:rPr>
           <w:rFonts w:eastAsia="Arial" w:ascii="Calibri" w:hAnsi="Calibri"/>
-          <w:i/>
+          <w:i w:val="0"/>
           <w:iCs/>
           <w:color w:val="999999"/>
           <w:sz w:val="21"/>
@@ -3181,7 +3181,7 @@
       <w:r>
         <w:rPr>
           <w:rFonts w:eastAsia="Arial" w:ascii="Calibri" w:hAnsi="Calibri"/>
-          <w:i/>
+          <w:i w:val="0"/>
           <w:iCs/>
           <w:color w:val="999999"/>
           <w:sz w:val="21"/>

--- a/Meridian_Newsletter_Template.docx
+++ b/Meridian_Newsletter_Template.docx
@@ -34,7 +34,7 @@
           <w:tcPr>
             <w:tcW w:w="1296" w:type="dxa"/>
             <w:vAlign w:val="center"/>
-            <w:shd w:val="clear" w:color="auto" w:fill="F7F2EA"/>
+            <w:shd w:val="clear" w:color="auto" w:fill="EEF2F7"/>
             <w:tcMar>
               <w:top w:w="200" w:type="dxa"/>
               <w:left w:w="160" w:type="dxa"/>
@@ -42,7 +42,7 @@
               <w:right w:w="80" w:type="dxa"/>
             </w:tcMar>
             <w:tcBorders>
-              <w:top w:val="single" w:sz="48" w:space="0" w:color="8B1A1F"/>
+              <w:top w:val="single" w:sz="48" w:space="0" w:color="003F88"/>
               <w:bottom w:val="single" w:sz="8" w:space="0" w:color="C9A96E"/>
             </w:tcBorders>
           </w:tcPr>
@@ -91,7 +91,7 @@
           <w:tcPr>
             <w:tcW w:w="8640" w:type="dxa"/>
             <w:vAlign w:val="center"/>
-            <w:shd w:val="clear" w:color="auto" w:fill="F7F2EA"/>
+            <w:shd w:val="clear" w:color="auto" w:fill="EEF2F7"/>
             <w:tcMar>
               <w:top w:w="240" w:type="dxa"/>
               <w:left w:w="200" w:type="dxa"/>
@@ -99,7 +99,7 @@
               <w:right w:w="160" w:type="dxa"/>
             </w:tcMar>
             <w:tcBorders>
-              <w:top w:val="single" w:sz="48" w:space="0" w:color="8B1A1F"/>
+              <w:top w:val="single" w:sz="48" w:space="0" w:color="003F88"/>
               <w:bottom w:val="single" w:sz="8" w:space="0" w:color="C9A96E"/>
             </w:tcBorders>
           </w:tcPr>
@@ -113,7 +113,7 @@
                 <w:rFonts w:ascii="Cambria" w:hAnsi="Cambria"/>
                 <w:b/>
                 <w:caps/>
-                <w:color w:val="8B1A1F"/>
+                <w:color w:val="003F88"/>
                 <w:sz w:val="72"/>
                 <w:spacing w:val="20"/>
               </w:rPr>
@@ -132,7 +132,7 @@
               <w:rPr>
                 <w:rFonts w:ascii="Cambria" w:hAnsi="Cambria"/>
                 <w:i/>
-                <w:color w:val="8B1A1F"/>
+                <w:color w:val="003F88"/>
                 <w:sz w:val="28"/>
               </w:rPr>
               <w:t>Where medicine meets the world.</w:t>
@@ -162,7 +162,7 @@
               <w:rPr>
                 <w:rFonts w:ascii="Calibri" w:hAnsi="Calibri"/>
                 <w:b/>
-                <w:color w:val="8B1A1F"/>
+                <w:color w:val="003F88"/>
                 <w:sz w:val="18"/>
                 <w:smallCaps w:val="1"/>
                 <w:spacing w:val="40"/>
@@ -184,7 +184,7 @@
               <w:rPr>
                 <w:rFonts w:ascii="Calibri" w:hAnsi="Calibri"/>
                 <w:b/>
-                <w:color w:val="8B1A1F"/>
+                <w:color w:val="003F88"/>
                 <w:sz w:val="18"/>
                 <w:smallCaps w:val="1"/>
                 <w:spacing w:val="40"/>
@@ -206,7 +206,7 @@
               <w:rPr>
                 <w:rFonts w:ascii="Calibri" w:hAnsi="Calibri"/>
                 <w:b/>
-                <w:color w:val="8B1A1F"/>
+                <w:color w:val="003F88"/>
                 <w:sz w:val="18"/>
                 <w:smallCaps w:val="1"/>
                 <w:spacing w:val="40"/>
@@ -241,7 +241,7 @@
         <w:ind w:left="173" w:right="180"/>
         <w:jc w:val="left"/>
         <w:pBdr>
-          <w:left w:val="single" w:sz="24" w:space="8" w:color="8B1A1F"/>
+          <w:left w:val="single" w:sz="24" w:space="8" w:color="003F88"/>
         </w:pBdr>
       </w:pPr>
       <w:r>
@@ -249,7 +249,7 @@
           <w:rFonts w:ascii="Cambria" w:hAnsi="Cambria"/>
           <w:b/>
           <w:caps/>
-          <w:color w:val="8B1A1F"/>
+          <w:color w:val="003F88"/>
           <w:sz w:val="32"/>
           <w:spacing w:val="15"/>
         </w:rPr>
@@ -271,7 +271,7 @@
           <w:rFonts w:ascii="Cambria" w:hAnsi="Cambria"/>
           <w:b/>
           <w:caps/>
-          <w:color w:val="8B1A1F"/>
+          <w:color w:val="003F88"/>
           <w:sz w:val="32"/>
           <w:spacing w:val="20"/>
         </w:rPr>
@@ -323,10 +323,10 @@
               <w:right w:w="120" w:type="dxa"/>
             </w:tcMar>
             <w:tcBorders>
-              <w:top w:val="single" w:sz="8" w:space="0" w:color="8B1A1F"/>
-              <w:bottom w:val="single" w:sz="8" w:space="0" w:color="8B1A1F"/>
-              <w:left w:val="single" w:sz="8" w:space="0" w:color="8B1A1F"/>
-              <w:right w:val="single" w:sz="8" w:space="0" w:color="8B1A1F"/>
+              <w:top w:val="single" w:sz="8" w:space="0" w:color="003F88"/>
+              <w:bottom w:val="single" w:sz="8" w:space="0" w:color="003F88"/>
+              <w:left w:val="single" w:sz="8" w:space="0" w:color="003F88"/>
+              <w:right w:val="single" w:sz="8" w:space="0" w:color="003F88"/>
             </w:tcBorders>
           </w:tcPr>
           <w:p>
@@ -999,7 +999,7 @@
         <w:ind w:left="173" w:right="180"/>
         <w:jc w:val="left"/>
         <w:pBdr>
-          <w:left w:val="single" w:sz="24" w:space="8" w:color="8B1A1F"/>
+          <w:left w:val="single" w:sz="24" w:space="8" w:color="003F88"/>
         </w:pBdr>
       </w:pPr>
       <w:r>
@@ -1007,7 +1007,7 @@
           <w:rFonts w:ascii="Cambria" w:hAnsi="Cambria"/>
           <w:b/>
           <w:caps/>
-          <w:color w:val="8B1A1F"/>
+          <w:color w:val="003F88"/>
           <w:sz w:val="32"/>
           <w:spacing w:val="15"/>
         </w:rPr>
@@ -1029,7 +1029,7 @@
           <w:rFonts w:ascii="Cambria" w:hAnsi="Cambria"/>
           <w:b/>
           <w:caps/>
-          <w:color w:val="8B1A1F"/>
+          <w:color w:val="003F88"/>
           <w:sz w:val="32"/>
           <w:spacing w:val="20"/>
         </w:rPr>
@@ -1074,7 +1074,7 @@
         <w:tc>
           <w:tcPr>
             <w:tcW w:w="4628" w:type="dxa"/>
-            <w:shd w:val="clear" w:color="auto" w:fill="F7F2EA"/>
+            <w:shd w:val="clear" w:color="auto" w:fill="EEF2F7"/>
             <w:tcMar>
               <w:top w:w="200" w:type="dxa"/>
               <w:left w:w="200" w:type="dxa"/>
@@ -1175,7 +1175,7 @@
         <w:tc>
           <w:tcPr>
             <w:tcW w:w="4628" w:type="dxa"/>
-            <w:shd w:val="clear" w:color="auto" w:fill="F7F2EA"/>
+            <w:shd w:val="clear" w:color="auto" w:fill="EEF2F7"/>
             <w:tcMar>
               <w:top w:w="200" w:type="dxa"/>
               <w:left w:w="200" w:type="dxa"/>
@@ -1307,7 +1307,7 @@
         <w:tc>
           <w:tcPr>
             <w:tcW w:w="4628" w:type="dxa"/>
-            <w:shd w:val="clear" w:color="auto" w:fill="F7F2EA"/>
+            <w:shd w:val="clear" w:color="auto" w:fill="EEF2F7"/>
             <w:tcMar>
               <w:top w:w="200" w:type="dxa"/>
               <w:left w:w="200" w:type="dxa"/>
@@ -1408,7 +1408,7 @@
         <w:tc>
           <w:tcPr>
             <w:tcW w:w="4628" w:type="dxa"/>
-            <w:shd w:val="clear" w:color="auto" w:fill="F7F2EA"/>
+            <w:shd w:val="clear" w:color="auto" w:fill="EEF2F7"/>
             <w:tcMar>
               <w:top w:w="200" w:type="dxa"/>
               <w:left w:w="200" w:type="dxa"/>
@@ -1526,7 +1526,7 @@
         <w:ind w:left="173" w:right="180"/>
         <w:jc w:val="left"/>
         <w:pBdr>
-          <w:left w:val="single" w:sz="24" w:space="8" w:color="8B1A1F"/>
+          <w:left w:val="single" w:sz="24" w:space="8" w:color="003F88"/>
         </w:pBdr>
       </w:pPr>
       <w:r>
@@ -1534,7 +1534,7 @@
           <w:rFonts w:ascii="Cambria" w:hAnsi="Cambria"/>
           <w:b/>
           <w:caps/>
-          <w:color w:val="8B1A1F"/>
+          <w:color w:val="003F88"/>
           <w:sz w:val="32"/>
           <w:spacing w:val="15"/>
         </w:rPr>
@@ -1556,7 +1556,7 @@
           <w:rFonts w:ascii="Cambria" w:hAnsi="Cambria"/>
           <w:b/>
           <w:caps/>
-          <w:color w:val="8B1A1F"/>
+          <w:color w:val="003F88"/>
           <w:sz w:val="32"/>
           <w:spacing w:val="20"/>
         </w:rPr>
@@ -1867,7 +1867,7 @@
         <w:ind w:left="173" w:right="180"/>
         <w:jc w:val="left"/>
         <w:pBdr>
-          <w:left w:val="single" w:sz="24" w:space="8" w:color="8B1A1F"/>
+          <w:left w:val="single" w:sz="24" w:space="8" w:color="003F88"/>
         </w:pBdr>
       </w:pPr>
       <w:r>
@@ -1875,7 +1875,7 @@
           <w:rFonts w:ascii="Cambria" w:hAnsi="Cambria"/>
           <w:b/>
           <w:caps/>
-          <w:color w:val="8B1A1F"/>
+          <w:color w:val="003F88"/>
           <w:sz w:val="32"/>
           <w:spacing w:val="15"/>
         </w:rPr>
@@ -1897,7 +1897,7 @@
           <w:rFonts w:ascii="Cambria" w:hAnsi="Cambria"/>
           <w:b/>
           <w:caps/>
-          <w:color w:val="8B1A1F"/>
+          <w:color w:val="003F88"/>
           <w:sz w:val="32"/>
           <w:spacing w:val="20"/>
         </w:rPr>
@@ -2023,7 +2023,7 @@
         <w:tc>
           <w:tcPr>
             <w:tcW w:w="3000" w:type="dxa"/>
-            <w:shd w:val="clear" w:color="auto" w:fill="8B1A1F"/>
+            <w:shd w:val="clear" w:color="auto" w:fill="003F88"/>
             <w:tcMar>
               <w:top w:w="80" w:type="dxa"/>
               <w:left w:w="120" w:type="dxa"/>
@@ -2031,7 +2031,7 @@
               <w:right w:w="120" w:type="dxa"/>
             </w:tcMar>
             <w:tcBorders>
-              <w:bottom w:val="single" w:sz="8" w:space="0" w:color="8B1A1F"/>
+              <w:bottom w:val="single" w:sz="8" w:space="0" w:color="003F88"/>
             </w:tcBorders>
             <w:vAlign w:val="center"/>
           </w:tcPr>
@@ -2054,7 +2054,7 @@
         <w:tc>
           <w:tcPr>
             <w:tcW w:w="3000" w:type="dxa"/>
-            <w:shd w:val="clear" w:color="auto" w:fill="8B1A1F"/>
+            <w:shd w:val="clear" w:color="auto" w:fill="003F88"/>
             <w:tcMar>
               <w:top w:w="80" w:type="dxa"/>
               <w:left w:w="120" w:type="dxa"/>
@@ -2062,7 +2062,7 @@
               <w:right w:w="120" w:type="dxa"/>
             </w:tcMar>
             <w:tcBorders>
-              <w:bottom w:val="single" w:sz="8" w:space="0" w:color="8B1A1F"/>
+              <w:bottom w:val="single" w:sz="8" w:space="0" w:color="003F88"/>
             </w:tcBorders>
             <w:vAlign w:val="center"/>
           </w:tcPr>
@@ -2085,7 +2085,7 @@
         <w:tc>
           <w:tcPr>
             <w:tcW w:w="3906" w:type="dxa"/>
-            <w:shd w:val="clear" w:color="auto" w:fill="8B1A1F"/>
+            <w:shd w:val="clear" w:color="auto" w:fill="003F88"/>
             <w:tcMar>
               <w:top w:w="80" w:type="dxa"/>
               <w:left w:w="120" w:type="dxa"/>
@@ -2093,7 +2093,7 @@
               <w:right w:w="120" w:type="dxa"/>
             </w:tcMar>
             <w:tcBorders>
-              <w:bottom w:val="single" w:sz="8" w:space="0" w:color="8B1A1F"/>
+              <w:bottom w:val="single" w:sz="8" w:space="0" w:color="003F88"/>
             </w:tcBorders>
             <w:vAlign w:val="center"/>
           </w:tcPr>
@@ -2124,7 +2124,7 @@
         <w:tc>
           <w:tcPr>
             <w:tcW w:w="3000" w:type="dxa"/>
-            <w:shd w:val="clear" w:color="auto" w:fill="EFE7D6"/>
+            <w:shd w:val="clear" w:color="auto" w:fill="DCE3EE"/>
             <w:tcMar>
               <w:top w:w="60" w:type="dxa"/>
               <w:left w:w="120" w:type="dxa"/>
@@ -2132,7 +2132,7 @@
               <w:right w:w="120" w:type="dxa"/>
             </w:tcMar>
             <w:tcBorders>
-              <w:bottom w:val="single" w:sz="4" w:space="0" w:color="D9D2C5"/>
+              <w:bottom w:val="single" w:sz="4" w:space="0" w:color="C9D2DE"/>
             </w:tcBorders>
           </w:tcPr>
           <w:p>
@@ -2150,7 +2150,7 @@
         <w:tc>
           <w:tcPr>
             <w:tcW w:w="3000" w:type="dxa"/>
-            <w:shd w:val="clear" w:color="auto" w:fill="EFE7D6"/>
+            <w:shd w:val="clear" w:color="auto" w:fill="DCE3EE"/>
             <w:tcMar>
               <w:top w:w="60" w:type="dxa"/>
               <w:left w:w="120" w:type="dxa"/>
@@ -2158,7 +2158,7 @@
               <w:right w:w="120" w:type="dxa"/>
             </w:tcMar>
             <w:tcBorders>
-              <w:bottom w:val="single" w:sz="4" w:space="0" w:color="D9D2C5"/>
+              <w:bottom w:val="single" w:sz="4" w:space="0" w:color="C9D2DE"/>
             </w:tcBorders>
           </w:tcPr>
           <w:p>
@@ -2176,7 +2176,7 @@
         <w:tc>
           <w:tcPr>
             <w:tcW w:w="3906" w:type="dxa"/>
-            <w:shd w:val="clear" w:color="auto" w:fill="EFE7D6"/>
+            <w:shd w:val="clear" w:color="auto" w:fill="DCE3EE"/>
             <w:tcMar>
               <w:top w:w="60" w:type="dxa"/>
               <w:left w:w="120" w:type="dxa"/>
@@ -2184,7 +2184,7 @@
               <w:right w:w="120" w:type="dxa"/>
             </w:tcMar>
             <w:tcBorders>
-              <w:bottom w:val="single" w:sz="4" w:space="0" w:color="D9D2C5"/>
+              <w:bottom w:val="single" w:sz="4" w:space="0" w:color="C9D2DE"/>
             </w:tcBorders>
           </w:tcPr>
           <w:p>
@@ -2218,7 +2218,7 @@
               <w:right w:w="120" w:type="dxa"/>
             </w:tcMar>
             <w:tcBorders>
-              <w:bottom w:val="single" w:sz="4" w:space="0" w:color="D9D2C5"/>
+              <w:bottom w:val="single" w:sz="4" w:space="0" w:color="C9D2DE"/>
             </w:tcBorders>
           </w:tcPr>
           <w:p>
@@ -2244,7 +2244,7 @@
               <w:right w:w="120" w:type="dxa"/>
             </w:tcMar>
             <w:tcBorders>
-              <w:bottom w:val="single" w:sz="4" w:space="0" w:color="D9D2C5"/>
+              <w:bottom w:val="single" w:sz="4" w:space="0" w:color="C9D2DE"/>
             </w:tcBorders>
           </w:tcPr>
           <w:p>
@@ -2270,7 +2270,7 @@
               <w:right w:w="120" w:type="dxa"/>
             </w:tcMar>
             <w:tcBorders>
-              <w:bottom w:val="single" w:sz="4" w:space="0" w:color="D9D2C5"/>
+              <w:bottom w:val="single" w:sz="4" w:space="0" w:color="C9D2DE"/>
             </w:tcBorders>
           </w:tcPr>
           <w:p>
@@ -2311,7 +2311,7 @@
         <w:ind w:left="173" w:right="180"/>
         <w:jc w:val="left"/>
         <w:pBdr>
-          <w:left w:val="single" w:sz="24" w:space="8" w:color="8B1A1F"/>
+          <w:left w:val="single" w:sz="24" w:space="8" w:color="003F88"/>
         </w:pBdr>
       </w:pPr>
       <w:r>
@@ -2319,7 +2319,7 @@
           <w:rFonts w:ascii="Cambria" w:hAnsi="Cambria"/>
           <w:b/>
           <w:caps/>
-          <w:color w:val="8B1A1F"/>
+          <w:color w:val="003F88"/>
           <w:sz w:val="32"/>
           <w:spacing w:val="15"/>
         </w:rPr>
@@ -2341,7 +2341,7 @@
           <w:rFonts w:ascii="Cambria" w:hAnsi="Cambria"/>
           <w:b/>
           <w:caps/>
-          <w:color w:val="8B1A1F"/>
+          <w:color w:val="003F88"/>
           <w:sz w:val="32"/>
           <w:spacing w:val="20"/>
         </w:rPr>
@@ -2612,7 +2612,7 @@
         <w:ind w:left="173" w:right="180"/>
         <w:jc w:val="left"/>
         <w:pBdr>
-          <w:left w:val="single" w:sz="24" w:space="8" w:color="8B1A1F"/>
+          <w:left w:val="single" w:sz="24" w:space="8" w:color="003F88"/>
         </w:pBdr>
       </w:pPr>
       <w:r>
@@ -2620,7 +2620,7 @@
           <w:rFonts w:ascii="Cambria" w:hAnsi="Cambria"/>
           <w:b/>
           <w:caps/>
-          <w:color w:val="8B1A1F"/>
+          <w:color w:val="003F88"/>
           <w:sz w:val="32"/>
           <w:spacing w:val="15"/>
         </w:rPr>
@@ -2642,7 +2642,7 @@
           <w:rFonts w:ascii="Cambria" w:hAnsi="Cambria"/>
           <w:b/>
           <w:caps/>
-          <w:color w:val="8B1A1F"/>
+          <w:color w:val="003F88"/>
           <w:sz w:val="32"/>
           <w:spacing w:val="20"/>
         </w:rPr>
@@ -2691,7 +2691,7 @@
         <w:tc>
           <w:tcPr>
             <w:tcW w:w="1700" w:type="dxa"/>
-            <w:shd w:val="clear" w:color="auto" w:fill="8B1A1F"/>
+            <w:shd w:val="clear" w:color="auto" w:fill="003F88"/>
             <w:tcMar>
               <w:top w:w="80" w:type="dxa"/>
               <w:left w:w="120" w:type="dxa"/>
@@ -2699,7 +2699,7 @@
               <w:right w:w="120" w:type="dxa"/>
             </w:tcMar>
             <w:tcBorders>
-              <w:bottom w:val="single" w:sz="8" w:space="0" w:color="8B1A1F"/>
+              <w:bottom w:val="single" w:sz="8" w:space="0" w:color="003F88"/>
             </w:tcBorders>
             <w:vAlign w:val="center"/>
           </w:tcPr>
@@ -2722,7 +2722,7 @@
         <w:tc>
           <w:tcPr>
             <w:tcW w:w="2100" w:type="dxa"/>
-            <w:shd w:val="clear" w:color="auto" w:fill="8B1A1F"/>
+            <w:shd w:val="clear" w:color="auto" w:fill="003F88"/>
             <w:tcMar>
               <w:top w:w="80" w:type="dxa"/>
               <w:left w:w="120" w:type="dxa"/>
@@ -2730,7 +2730,7 @@
               <w:right w:w="120" w:type="dxa"/>
             </w:tcMar>
             <w:tcBorders>
-              <w:bottom w:val="single" w:sz="8" w:space="0" w:color="8B1A1F"/>
+              <w:bottom w:val="single" w:sz="8" w:space="0" w:color="003F88"/>
             </w:tcBorders>
             <w:vAlign w:val="center"/>
           </w:tcPr>
@@ -2753,7 +2753,7 @@
         <w:tc>
           <w:tcPr>
             <w:tcW w:w="6106" w:type="dxa"/>
-            <w:shd w:val="clear" w:color="auto" w:fill="8B1A1F"/>
+            <w:shd w:val="clear" w:color="auto" w:fill="003F88"/>
             <w:tcMar>
               <w:top w:w="80" w:type="dxa"/>
               <w:left w:w="120" w:type="dxa"/>
@@ -2761,7 +2761,7 @@
               <w:right w:w="120" w:type="dxa"/>
             </w:tcMar>
             <w:tcBorders>
-              <w:bottom w:val="single" w:sz="8" w:space="0" w:color="8B1A1F"/>
+              <w:bottom w:val="single" w:sz="8" w:space="0" w:color="003F88"/>
             </w:tcBorders>
             <w:vAlign w:val="center"/>
           </w:tcPr>
@@ -2792,7 +2792,7 @@
         <w:tc>
           <w:tcPr>
             <w:tcW w:w="1700" w:type="dxa"/>
-            <w:shd w:val="clear" w:color="auto" w:fill="EFE7D6"/>
+            <w:shd w:val="clear" w:color="auto" w:fill="DCE3EE"/>
             <w:tcMar>
               <w:top w:w="60" w:type="dxa"/>
               <w:left w:w="120" w:type="dxa"/>
@@ -2800,7 +2800,7 @@
               <w:right w:w="120" w:type="dxa"/>
             </w:tcMar>
             <w:tcBorders>
-              <w:bottom w:val="single" w:sz="4" w:space="0" w:color="D9D2C5"/>
+              <w:bottom w:val="single" w:sz="4" w:space="0" w:color="C9D2DE"/>
             </w:tcBorders>
           </w:tcPr>
           <w:p>
@@ -2818,7 +2818,7 @@
         <w:tc>
           <w:tcPr>
             <w:tcW w:w="2100" w:type="dxa"/>
-            <w:shd w:val="clear" w:color="auto" w:fill="EFE7D6"/>
+            <w:shd w:val="clear" w:color="auto" w:fill="DCE3EE"/>
             <w:tcMar>
               <w:top w:w="60" w:type="dxa"/>
               <w:left w:w="120" w:type="dxa"/>
@@ -2826,7 +2826,7 @@
               <w:right w:w="120" w:type="dxa"/>
             </w:tcMar>
             <w:tcBorders>
-              <w:bottom w:val="single" w:sz="4" w:space="0" w:color="D9D2C5"/>
+              <w:bottom w:val="single" w:sz="4" w:space="0" w:color="C9D2DE"/>
             </w:tcBorders>
           </w:tcPr>
           <w:p>
@@ -2844,7 +2844,7 @@
         <w:tc>
           <w:tcPr>
             <w:tcW w:w="6106" w:type="dxa"/>
-            <w:shd w:val="clear" w:color="auto" w:fill="EFE7D6"/>
+            <w:shd w:val="clear" w:color="auto" w:fill="DCE3EE"/>
             <w:tcMar>
               <w:top w:w="60" w:type="dxa"/>
               <w:left w:w="120" w:type="dxa"/>
@@ -2852,7 +2852,7 @@
               <w:right w:w="120" w:type="dxa"/>
             </w:tcMar>
             <w:tcBorders>
-              <w:bottom w:val="single" w:sz="4" w:space="0" w:color="D9D2C5"/>
+              <w:bottom w:val="single" w:sz="4" w:space="0" w:color="C9D2DE"/>
             </w:tcBorders>
           </w:tcPr>
           <w:p>
@@ -2886,7 +2886,7 @@
               <w:right w:w="120" w:type="dxa"/>
             </w:tcMar>
             <w:tcBorders>
-              <w:bottom w:val="single" w:sz="4" w:space="0" w:color="D9D2C5"/>
+              <w:bottom w:val="single" w:sz="4" w:space="0" w:color="C9D2DE"/>
             </w:tcBorders>
           </w:tcPr>
           <w:p>
@@ -2912,7 +2912,7 @@
               <w:right w:w="120" w:type="dxa"/>
             </w:tcMar>
             <w:tcBorders>
-              <w:bottom w:val="single" w:sz="4" w:space="0" w:color="D9D2C5"/>
+              <w:bottom w:val="single" w:sz="4" w:space="0" w:color="C9D2DE"/>
             </w:tcBorders>
           </w:tcPr>
           <w:p>
@@ -2938,7 +2938,7 @@
               <w:right w:w="120" w:type="dxa"/>
             </w:tcMar>
             <w:tcBorders>
-              <w:bottom w:val="single" w:sz="4" w:space="0" w:color="D9D2C5"/>
+              <w:bottom w:val="single" w:sz="4" w:space="0" w:color="C9D2DE"/>
             </w:tcBorders>
           </w:tcPr>
           <w:p>
@@ -2964,7 +2964,7 @@
         <w:tc>
           <w:tcPr>
             <w:tcW w:w="1700" w:type="dxa"/>
-            <w:shd w:val="clear" w:color="auto" w:fill="EFE7D6"/>
+            <w:shd w:val="clear" w:color="auto" w:fill="DCE3EE"/>
             <w:tcMar>
               <w:top w:w="60" w:type="dxa"/>
               <w:left w:w="120" w:type="dxa"/>
@@ -2972,7 +2972,7 @@
               <w:right w:w="120" w:type="dxa"/>
             </w:tcMar>
             <w:tcBorders>
-              <w:bottom w:val="single" w:sz="4" w:space="0" w:color="D9D2C5"/>
+              <w:bottom w:val="single" w:sz="4" w:space="0" w:color="C9D2DE"/>
             </w:tcBorders>
           </w:tcPr>
           <w:p>
@@ -2990,7 +2990,7 @@
         <w:tc>
           <w:tcPr>
             <w:tcW w:w="2100" w:type="dxa"/>
-            <w:shd w:val="clear" w:color="auto" w:fill="EFE7D6"/>
+            <w:shd w:val="clear" w:color="auto" w:fill="DCE3EE"/>
             <w:tcMar>
               <w:top w:w="60" w:type="dxa"/>
               <w:left w:w="120" w:type="dxa"/>
@@ -2998,7 +2998,7 @@
               <w:right w:w="120" w:type="dxa"/>
             </w:tcMar>
             <w:tcBorders>
-              <w:bottom w:val="single" w:sz="4" w:space="0" w:color="D9D2C5"/>
+              <w:bottom w:val="single" w:sz="4" w:space="0" w:color="C9D2DE"/>
             </w:tcBorders>
           </w:tcPr>
           <w:p>
@@ -3016,7 +3016,7 @@
         <w:tc>
           <w:tcPr>
             <w:tcW w:w="6106" w:type="dxa"/>
-            <w:shd w:val="clear" w:color="auto" w:fill="EFE7D6"/>
+            <w:shd w:val="clear" w:color="auto" w:fill="DCE3EE"/>
             <w:tcMar>
               <w:top w:w="60" w:type="dxa"/>
               <w:left w:w="120" w:type="dxa"/>
@@ -3024,7 +3024,7 @@
               <w:right w:w="120" w:type="dxa"/>
             </w:tcMar>
             <w:tcBorders>
-              <w:bottom w:val="single" w:sz="4" w:space="0" w:color="D9D2C5"/>
+              <w:bottom w:val="single" w:sz="4" w:space="0" w:color="C9D2DE"/>
             </w:tcBorders>
           </w:tcPr>
           <w:p>
@@ -3058,7 +3058,7 @@
               <w:right w:w="120" w:type="dxa"/>
             </w:tcMar>
             <w:tcBorders>
-              <w:bottom w:val="single" w:sz="4" w:space="0" w:color="D9D2C5"/>
+              <w:bottom w:val="single" w:sz="4" w:space="0" w:color="C9D2DE"/>
             </w:tcBorders>
           </w:tcPr>
           <w:p>
@@ -3084,7 +3084,7 @@
               <w:right w:w="120" w:type="dxa"/>
             </w:tcMar>
             <w:tcBorders>
-              <w:bottom w:val="single" w:sz="4" w:space="0" w:color="D9D2C5"/>
+              <w:bottom w:val="single" w:sz="4" w:space="0" w:color="C9D2DE"/>
             </w:tcBorders>
           </w:tcPr>
           <w:p>
@@ -3110,7 +3110,7 @@
               <w:right w:w="120" w:type="dxa"/>
             </w:tcMar>
             <w:tcBorders>
-              <w:bottom w:val="single" w:sz="4" w:space="0" w:color="D9D2C5"/>
+              <w:bottom w:val="single" w:sz="4" w:space="0" w:color="C9D2DE"/>
             </w:tcBorders>
           </w:tcPr>
           <w:p>
@@ -3213,7 +3213,7 @@
         <w:ind w:left="173" w:right="180"/>
         <w:jc w:val="left"/>
         <w:pBdr>
-          <w:left w:val="single" w:sz="24" w:space="8" w:color="8B1A1F"/>
+          <w:left w:val="single" w:sz="24" w:space="8" w:color="003F88"/>
         </w:pBdr>
       </w:pPr>
       <w:r>
@@ -3221,7 +3221,7 @@
           <w:rFonts w:ascii="Cambria" w:hAnsi="Cambria"/>
           <w:b/>
           <w:caps/>
-          <w:color w:val="8B1A1F"/>
+          <w:color w:val="003F88"/>
           <w:sz w:val="32"/>
           <w:spacing w:val="15"/>
         </w:rPr>
@@ -3243,7 +3243,7 @@
           <w:rFonts w:ascii="Cambria" w:hAnsi="Cambria"/>
           <w:b/>
           <w:caps/>
-          <w:color w:val="8B1A1F"/>
+          <w:color w:val="003F88"/>
           <w:sz w:val="32"/>
           <w:spacing w:val="20"/>
         </w:rPr>
@@ -3352,7 +3352,7 @@
                 <w:rFonts w:eastAsia="Arial" w:ascii="Calibri" w:hAnsi="Calibri"/>
                 <w:b/>
                 <w:bCs/>
-                <w:color w:val="8B1A1F"/>
+                <w:color w:val="003F88"/>
                 <w:sz w:val="22"/>
                 <w:szCs w:val="22"/>
               </w:rPr>
@@ -3365,7 +3365,7 @@
                 <w:rFonts w:eastAsia="Arial" w:ascii="Calibri" w:hAnsi="Calibri"/>
                 <w:b/>
                 <w:bCs/>
-                <w:color w:val="8B1A1F"/>
+                <w:color w:val="003F88"/>
                 <w:sz w:val="22"/>
                 <w:szCs w:val="22"/>
               </w:rPr>
@@ -3625,7 +3625,7 @@
       </w:tabs>
       <w:jc w:val="left"/>
       <w:pBdr>
-        <w:top w:val="single" w:sz="4" w:space="4" w:color="D9D2C5"/>
+        <w:top w:val="single" w:sz="4" w:space="4" w:color="C9D2DE"/>
       </w:pBdr>
     </w:pPr>
     <w:proofErr w:type="gramStart"/>

--- a/Meridian_Newsletter_Template.docx
+++ b/Meridian_Newsletter_Template.docx
@@ -385,7 +385,7 @@
               <w:rPr>
                 <w:rFonts w:ascii="Calibri" w:hAnsi="Calibri"/>
                 <w:b/>
-                <w:color w:val="2D2D8E"/>
+                <w:color w:val="003F88"/>
                 <w:sz w:val="19"/>
               </w:rPr>
               <w:t>Prof. Masahisa Katsuno</w:t>
@@ -955,7 +955,7 @@
               <w:rPr>
                 <w:rFonts w:ascii="Calibri" w:hAnsi="Calibri"/>
                 <w:b/>
-                <w:color w:val="2D2D8E"/>
+                <w:color w:val="003F88"/>
                 <w:sz w:val="22"/>
               </w:rPr>
               <w:t>Masahisa Katsuno, MD, PhD</w:t>
@@ -1094,7 +1094,7 @@
                 <w:rFonts w:eastAsia="Arial" w:ascii="Calibri" w:hAnsi="Calibri"/>
                 <w:b/>
                 <w:bCs/>
-                <w:color w:val="2D2D8E"/>
+                <w:color w:val="003F88"/>
                 <w:sz w:val="23"/>
                 <w:szCs w:val="23"/>
               </w:rPr>
@@ -1108,7 +1108,7 @@
             <w:r>
               <w:rPr>
                 <w:rFonts w:eastAsia="Arial" w:ascii="Calibri" w:hAnsi="Calibri"/>
-                <w:color w:val="C8A415"/>
+                <w:color w:val="A8864B"/>
                 <w:sz w:val="18"/>
                 <w:szCs w:val="18"/>
               </w:rPr>
@@ -1195,7 +1195,7 @@
                 <w:rFonts w:eastAsia="Arial" w:ascii="Calibri" w:hAnsi="Calibri"/>
                 <w:b/>
                 <w:bCs/>
-                <w:color w:val="2D2D8E"/>
+                <w:color w:val="003F88"/>
                 <w:sz w:val="23"/>
                 <w:szCs w:val="23"/>
               </w:rPr>
@@ -1209,7 +1209,7 @@
             <w:r>
               <w:rPr>
                 <w:rFonts w:eastAsia="Arial" w:ascii="Calibri" w:hAnsi="Calibri"/>
-                <w:color w:val="C8A415"/>
+                <w:color w:val="A8864B"/>
                 <w:sz w:val="18"/>
                 <w:szCs w:val="18"/>
               </w:rPr>
@@ -1327,7 +1327,7 @@
                 <w:rFonts w:eastAsia="Arial" w:ascii="Calibri" w:hAnsi="Calibri"/>
                 <w:b/>
                 <w:bCs/>
-                <w:color w:val="2D2D8E"/>
+                <w:color w:val="003F88"/>
                 <w:sz w:val="23"/>
                 <w:szCs w:val="23"/>
               </w:rPr>
@@ -1341,7 +1341,7 @@
             <w:r>
               <w:rPr>
                 <w:rFonts w:eastAsia="Arial" w:ascii="Calibri" w:hAnsi="Calibri"/>
-                <w:color w:val="C8A415"/>
+                <w:color w:val="A8864B"/>
                 <w:sz w:val="18"/>
                 <w:szCs w:val="18"/>
               </w:rPr>
@@ -1428,7 +1428,7 @@
                 <w:rFonts w:eastAsia="Arial" w:ascii="Calibri" w:hAnsi="Calibri"/>
                 <w:b/>
                 <w:bCs/>
-                <w:color w:val="2D2D8E"/>
+                <w:color w:val="003F88"/>
                 <w:sz w:val="23"/>
                 <w:szCs w:val="23"/>
               </w:rPr>
@@ -1442,7 +1442,7 @@
             <w:r>
               <w:rPr>
                 <w:rFonts w:eastAsia="Arial" w:ascii="Calibri" w:hAnsi="Calibri"/>
-                <w:color w:val="C8A415"/>
+                <w:color w:val="A8864B"/>
                 <w:sz w:val="18"/>
                 <w:szCs w:val="18"/>
               </w:rPr>
@@ -3386,7 +3386,7 @@
             <w:r>
               <w:rPr>
                 <w:rFonts w:eastAsia="Arial" w:ascii="Calibri" w:hAnsi="Calibri"/>
-                <w:color w:val="AABBCC"/>
+                <w:color w:val="1C1C1E"/>
                 <w:sz w:val="19"/>
                 <w:szCs w:val="19"/>
                 <w:lang w:val="fr-FR"/>
@@ -3403,7 +3403,7 @@
             <w:r>
               <w:rPr>
                 <w:rFonts w:eastAsia="Arial" w:ascii="Calibri" w:hAnsi="Calibri"/>
-                <w:color w:val="AABBCC"/>
+                <w:color w:val="1C1C1E"/>
                 <w:sz w:val="19"/>
                 <w:szCs w:val="19"/>
                 <w:lang w:val="fr-FR"/>
@@ -3435,7 +3435,7 @@
                 <w:rFonts w:eastAsia="Arial" w:ascii="Calibri" w:hAnsi="Calibri"/>
                 <w:b/>
                 <w:bCs/>
-                <w:color w:val="2D2D8E"/>
+                <w:color w:val="003F88"/>
                 <w:sz w:val="20"/>
                 <w:szCs w:val="20"/>
               </w:rPr>
@@ -3478,7 +3478,7 @@
                 <w:rFonts w:eastAsia="Arial" w:ascii="Calibri" w:hAnsi="Calibri"/>
                 <w:b/>
                 <w:bCs/>
-                <w:color w:val="2D2D8E"/>
+                <w:color w:val="003F88"/>
                 <w:sz w:val="20"/>
                 <w:szCs w:val="20"/>
               </w:rPr>
@@ -3521,7 +3521,7 @@
                 <w:rFonts w:eastAsia="Arial" w:ascii="Calibri" w:hAnsi="Calibri"/>
                 <w:b/>
                 <w:bCs/>
-                <w:color w:val="2D2D8E"/>
+                <w:color w:val="003F88"/>
                 <w:sz w:val="20"/>
                 <w:szCs w:val="20"/>
               </w:rPr>

--- a/Meridian_Newsletter_Template.docx
+++ b/Meridian_Newsletter_Template.docx
@@ -32,7 +32,7 @@
         </w:tblPrEx>
         <w:tc>
           <w:tcPr>
-            <w:tcW w:w="1296" w:type="dxa"/>
+            <w:tcW w:w="1512" w:type="dxa"/>
             <w:vAlign w:val="center"/>
             <w:shd w:val="clear" w:color="auto" w:fill="EEF2F7"/>
             <w:tcMar>
@@ -43,7 +43,7 @@
             </w:tcMar>
             <w:tcBorders>
               <w:top w:val="single" w:sz="48" w:space="0" w:color="003F88"/>
-              <w:bottom w:val="single" w:sz="8" w:space="0" w:color="C9A96E"/>
+              <w:bottom w:val="single" w:sz="8" w:space="0" w:color="A8864B"/>
             </w:tcBorders>
           </w:tcPr>
           <w:p>
@@ -54,7 +54,7 @@
             <w:r>
               <w:drawing>
                 <wp:inline xmlns:a="http://schemas.openxmlformats.org/drawingml/2006/main" xmlns:pic="http://schemas.openxmlformats.org/drawingml/2006/picture">
-                  <wp:extent cx="640080" cy="640080"/>
+                  <wp:extent cx="777240" cy="777240"/>
                   <wp:docPr id="263692235" name="Picture 263692235"/>
                   <wp:cNvGraphicFramePr>
                     <a:graphicFrameLocks noChangeAspect="1"/>
@@ -75,7 +75,7 @@
                         <pic:spPr>
                           <a:xfrm>
                             <a:off x="0" y="0"/>
-                            <a:ext cx="640080" cy="640080"/>
+                            <a:ext cx="777240" cy="777240"/>
                           </a:xfrm>
                           <a:prstGeom prst="rect"/>
                         </pic:spPr>
@@ -89,7 +89,7 @@
         </w:tc>
         <w:tc>
           <w:tcPr>
-            <w:tcW w:w="8640" w:type="dxa"/>
+            <w:tcW w:w="8424" w:type="dxa"/>
             <w:vAlign w:val="center"/>
             <w:shd w:val="clear" w:color="auto" w:fill="EEF2F7"/>
             <w:tcMar>
@@ -100,7 +100,7 @@
             </w:tcMar>
             <w:tcBorders>
               <w:top w:val="single" w:sz="48" w:space="0" w:color="003F88"/>
-              <w:bottom w:val="single" w:sz="8" w:space="0" w:color="C9A96E"/>
+              <w:bottom w:val="single" w:sz="8" w:space="0" w:color="A8864B"/>
             </w:tcBorders>
           </w:tcPr>
           <w:p>
@@ -125,7 +125,7 @@
               <w:spacing w:before="80" w:after="120" w:line="288" w:lineRule="auto"/>
               <w:jc w:val="left"/>
               <w:pBdr>
-                <w:bottom w:val="single" w:sz="4" w:space="4" w:color="C9A96E"/>
+                <w:bottom w:val="single" w:sz="4" w:space="4" w:color="A8864B"/>
               </w:pBdr>
             </w:pPr>
             <w:r>
@@ -3714,7 +3714,7 @@
       <w:shd w:val="clear" w:color="auto" w:fill="1A1A6E"/>
       <w:jc w:val="right"/>
       <w:pBdr>
-        <w:bottom w:val="single" w:sz="4" w:space="4" w:color="C9A96E"/>
+        <w:bottom w:val="single" w:sz="4" w:space="4" w:color="A8864B"/>
       </w:pBdr>
     </w:pPr>
     <w:proofErr w:type="gramStart"/>
